--- a/documentation/Avoc-Documentation.docx
+++ b/documentation/Avoc-Documentation.docx
@@ -485,6 +485,15 @@
     </w:sdt>
     <w:sdt>
       <w:sdtPr>
+        <w:rPr>
+          <w:rFonts w:asciiTheme="minorHAnsi" w:eastAsiaTheme="minorHAnsi" w:hAnsiTheme="minorHAnsi" w:cstheme="minorBidi"/>
+          <w:color w:val="auto"/>
+          <w:kern w:val="2"/>
+          <w:sz w:val="22"/>
+          <w:szCs w:val="22"/>
+          <w:lang w:val="en-CH"/>
+          <w14:ligatures w14:val="standardContextual"/>
+        </w:rPr>
         <w:id w:val="-979995903"/>
         <w:docPartObj>
           <w:docPartGallery w:val="Table of Contents"/>
@@ -493,16 +502,9 @@
       </w:sdtPr>
       <w:sdtEndPr>
         <w:rPr>
-          <w:rFonts w:asciiTheme="minorHAnsi" w:eastAsiaTheme="minorHAnsi" w:hAnsiTheme="minorHAnsi" w:cstheme="minorBidi"/>
           <w:b/>
           <w:bCs/>
           <w:noProof/>
-          <w:color w:val="auto"/>
-          <w:kern w:val="2"/>
-          <w:sz w:val="22"/>
-          <w:szCs w:val="22"/>
-          <w:lang w:val="en-CH"/>
-          <w14:ligatures w14:val="standardContextual"/>
         </w:rPr>
       </w:sdtEndPr>
       <w:sdtContent>
@@ -879,7 +881,7 @@
               <w:rPr>
                 <w:noProof/>
               </w:rPr>
-              <w:t>22/10/2024 10:22:01</w:t>
+              <w:t>23/10/2024 08:44:08</w:t>
             </w:r>
             <w:r>
               <w:fldChar w:fldCharType="end"/>
@@ -899,1232 +901,110 @@
     </w:p>
     <w:p>
       <w:r>
-        <w:t xml:space="preserve">This project is relatively straightforward for individuals who possess a solid understanding of Active Directory Domain Services. The primary objective is to create a secure and efficient network infrastructure that enhances communication and resource accessibility throughout the organization. By implementing robust routing systems and multiple domain controllers, Project </w:t>
+        <w:t xml:space="preserve">This project is relatively straightforward for individuals who possess a solid understanding of Active Directory Domain Services. </w:t>
       </w:r>
-      <w:proofErr w:type="spellStart"/>
       <w:r>
-        <w:t>Avoc</w:t>
+        <w:t>The project revolves around the competency matrix and task on TBZ’s GitLab</w:t>
       </w:r>
-      <w:proofErr w:type="spellEnd"/>
       <w:r>
-        <w:t xml:space="preserve"> aims to optimize network performance, ensure high availability, and facilitate seamless interactions with network resources. Additionally, with adequate time and motivation, the project can be expanded to include an Entra connection to Azure Cloud, further enhancing the organization's capabilities and enabling the integration of mobile devices.</w:t>
-      </w:r>
-    </w:p>
-    <w:p>
-      <w:pPr>
-        <w:pStyle w:val="Heading2"/>
-      </w:pPr>
-      <w:r>
-        <w:t>Goals and Objectives</w:t>
-      </w:r>
-    </w:p>
-    <w:p>
-      <w:pPr>
-        <w:rPr>
-          <w:lang w:val="en-CH"/>
-        </w:rPr>
-      </w:pPr>
-      <w:r>
-        <w:rPr>
-          <w:lang w:val="en-CH"/>
-        </w:rPr>
-        <w:t>Here’s a table outlining the goals and objectives for the project:</w:t>
+        <w:t xml:space="preserve"> from M159.</w:t>
       </w:r>
     </w:p>
     <w:tbl>
       <w:tblPr>
-        <w:tblStyle w:val="PlainTable3"/>
+        <w:tblStyle w:val="TableGrid"/>
         <w:tblW w:w="0" w:type="auto"/>
         <w:tblLook w:val="04A0" w:firstRow="1" w:lastRow="0" w:firstColumn="1" w:lastColumn="0" w:noHBand="0" w:noVBand="1"/>
       </w:tblPr>
       <w:tblGrid>
-        <w:gridCol w:w="3436"/>
-        <w:gridCol w:w="5590"/>
+        <w:gridCol w:w="2706"/>
+        <w:gridCol w:w="3440"/>
+        <w:gridCol w:w="2870"/>
       </w:tblGrid>
       <w:tr>
-        <w:trPr>
-          <w:cnfStyle w:val="100000000000" w:firstRow="1" w:lastRow="0" w:firstColumn="0" w:lastColumn="0" w:oddVBand="0" w:evenVBand="0" w:oddHBand="0" w:evenHBand="0" w:firstRowFirstColumn="0" w:firstRowLastColumn="0" w:lastRowFirstColumn="0" w:lastRowLastColumn="0"/>
-        </w:trPr>
         <w:tc>
           <w:tcPr>
-            <w:cnfStyle w:val="001000000100" w:firstRow="0" w:lastRow="0" w:firstColumn="1" w:lastColumn="0" w:oddVBand="0" w:evenVBand="0" w:oddHBand="0" w:evenHBand="0" w:firstRowFirstColumn="1" w:firstRowLastColumn="0" w:lastRowFirstColumn="0" w:lastRowLastColumn="0"/>
-            <w:tcW w:w="0" w:type="auto"/>
-            <w:hideMark/>
+            <w:tcW w:w="2405" w:type="dxa"/>
           </w:tcPr>
           <w:p>
-            <w:pPr>
-              <w:spacing w:after="160" w:line="259" w:lineRule="auto"/>
-              <w:rPr>
-                <w:lang w:val="en-CH"/>
-              </w:rPr>
-            </w:pPr>
             <w:r>
               <w:rPr>
-                <w:lang w:val="en-CH"/>
+                <w:noProof/>
               </w:rPr>
-              <w:t>Goal</w:t>
+              <w:drawing>
+                <wp:inline distT="0" distB="0" distL="0" distR="0" wp14:anchorId="1B3EA11D" wp14:editId="12008A13">
+                  <wp:extent cx="1580379" cy="1593745"/>
+                  <wp:effectExtent l="0" t="0" r="1270" b="6985"/>
+                  <wp:docPr id="1491010073" name="Picture 4" descr="Image result for gitlab">
+                    <a:hlinkClick xmlns:a="http://schemas.openxmlformats.org/drawingml/2006/main" r:id="rId9"/>
+                  </wp:docPr>
+                  <wp:cNvGraphicFramePr>
+                    <a:graphicFrameLocks xmlns:a="http://schemas.openxmlformats.org/drawingml/2006/main" noChangeAspect="1"/>
+                  </wp:cNvGraphicFramePr>
+                  <a:graphic xmlns:a="http://schemas.openxmlformats.org/drawingml/2006/main">
+                    <a:graphicData uri="http://schemas.openxmlformats.org/drawingml/2006/picture">
+                      <pic:pic xmlns:pic="http://schemas.openxmlformats.org/drawingml/2006/picture">
+                        <pic:nvPicPr>
+                          <pic:cNvPr id="1491010073" name="Picture 4" descr="Image result for gitlab">
+                            <a:hlinkClick r:id="rId9"/>
+                          </pic:cNvPr>
+                          <pic:cNvPicPr>
+                            <a:picLocks noChangeAspect="1" noChangeArrowheads="1"/>
+                          </pic:cNvPicPr>
+                        </pic:nvPicPr>
+                        <pic:blipFill>
+                          <a:blip r:embed="rId10">
+                            <a:extLst>
+                              <a:ext uri="{28A0092B-C50C-407E-A947-70E740481C1C}">
+                                <a14:useLocalDpi xmlns:a14="http://schemas.microsoft.com/office/drawing/2010/main" val="0"/>
+                              </a:ext>
+                            </a:extLst>
+                          </a:blip>
+                          <a:srcRect/>
+                          <a:stretch>
+                            <a:fillRect/>
+                          </a:stretch>
+                        </pic:blipFill>
+                        <pic:spPr bwMode="auto">
+                          <a:xfrm>
+                            <a:off x="0" y="0"/>
+                            <a:ext cx="1587481" cy="1600907"/>
+                          </a:xfrm>
+                          <a:prstGeom prst="rect">
+                            <a:avLst/>
+                          </a:prstGeom>
+                          <a:noFill/>
+                          <a:ln>
+                            <a:noFill/>
+                          </a:ln>
+                        </pic:spPr>
+                      </pic:pic>
+                    </a:graphicData>
+                  </a:graphic>
+                </wp:inline>
+              </w:drawing>
             </w:r>
           </w:p>
         </w:tc>
         <w:tc>
           <w:tcPr>
-            <w:tcW w:w="0" w:type="auto"/>
-            <w:hideMark/>
+            <w:tcW w:w="3605" w:type="dxa"/>
           </w:tcPr>
-          <w:p>
-            <w:pPr>
-              <w:spacing w:after="160" w:line="259" w:lineRule="auto"/>
-              <w:cnfStyle w:val="100000000000" w:firstRow="1" w:lastRow="0" w:firstColumn="0" w:lastColumn="0" w:oddVBand="0" w:evenVBand="0" w:oddHBand="0" w:evenHBand="0" w:firstRowFirstColumn="0" w:firstRowLastColumn="0" w:lastRowFirstColumn="0" w:lastRowLastColumn="0"/>
-              <w:rPr>
-                <w:lang w:val="en-CH"/>
-              </w:rPr>
-            </w:pPr>
-            <w:r>
-              <w:rPr>
-                <w:lang w:val="en-CH"/>
-              </w:rPr>
-              <w:t>Objective</w:t>
-            </w:r>
-          </w:p>
-        </w:tc>
-      </w:tr>
-      <w:tr>
-        <w:trPr>
-          <w:cnfStyle w:val="000000100000" w:firstRow="0" w:lastRow="0" w:firstColumn="0" w:lastColumn="0" w:oddVBand="0" w:evenVBand="0" w:oddHBand="1" w:evenHBand="0" w:firstRowFirstColumn="0" w:firstRowLastColumn="0" w:lastRowFirstColumn="0" w:lastRowLastColumn="0"/>
-        </w:trPr>
-        <w:tc>
-          <w:tcPr>
-            <w:cnfStyle w:val="001000000000" w:firstRow="0" w:lastRow="0" w:firstColumn="1" w:lastColumn="0" w:oddVBand="0" w:evenVBand="0" w:oddHBand="0" w:evenHBand="0" w:firstRowFirstColumn="0" w:firstRowLastColumn="0" w:lastRowFirstColumn="0" w:lastRowLastColumn="0"/>
-            <w:tcW w:w="0" w:type="auto"/>
-            <w:hideMark/>
-          </w:tcPr>
-          <w:p>
-            <w:pPr>
-              <w:spacing w:after="160" w:line="259" w:lineRule="auto"/>
-              <w:rPr>
-                <w:lang w:val="en-CH"/>
-              </w:rPr>
-            </w:pPr>
-            <w:r>
-              <w:rPr>
-                <w:lang w:val="en-CH"/>
-              </w:rPr>
-              <w:t>1. Configure Routing</w:t>
-            </w:r>
-          </w:p>
+          <w:p/>
         </w:tc>
         <w:tc>
           <w:tcPr>
-            <w:tcW w:w="0" w:type="auto"/>
-            <w:hideMark/>
+            <w:tcW w:w="3006" w:type="dxa"/>
           </w:tcPr>
-          <w:p>
-            <w:pPr>
-              <w:spacing w:after="160" w:line="259" w:lineRule="auto"/>
-              <w:cnfStyle w:val="000000100000" w:firstRow="0" w:lastRow="0" w:firstColumn="0" w:lastColumn="0" w:oddVBand="0" w:evenVBand="0" w:oddHBand="1" w:evenHBand="0" w:firstRowFirstColumn="0" w:firstRowLastColumn="0" w:lastRowFirstColumn="0" w:lastRowLastColumn="0"/>
-              <w:rPr>
-                <w:lang w:val="en-CH"/>
-              </w:rPr>
-            </w:pPr>
-            <w:r>
-              <w:rPr>
-                <w:lang w:val="en-CH"/>
-              </w:rPr>
-              <w:t>Establish routing on 2-3 servers to ensure effective network communication.</w:t>
-            </w:r>
-          </w:p>
-        </w:tc>
-      </w:tr>
-      <w:tr>
-        <w:tc>
-          <w:tcPr>
-            <w:cnfStyle w:val="001000000000" w:firstRow="0" w:lastRow="0" w:firstColumn="1" w:lastColumn="0" w:oddVBand="0" w:evenVBand="0" w:oddHBand="0" w:evenHBand="0" w:firstRowFirstColumn="0" w:firstRowLastColumn="0" w:lastRowFirstColumn="0" w:lastRowLastColumn="0"/>
-            <w:tcW w:w="0" w:type="auto"/>
-            <w:hideMark/>
-          </w:tcPr>
-          <w:p>
-            <w:pPr>
-              <w:spacing w:after="160" w:line="259" w:lineRule="auto"/>
-              <w:rPr>
-                <w:lang w:val="en-CH"/>
-              </w:rPr>
-            </w:pPr>
-            <w:r>
-              <w:rPr>
-                <w:lang w:val="en-CH"/>
-              </w:rPr>
-              <w:t>2. Set Up Domain Controllers</w:t>
-            </w:r>
-          </w:p>
-        </w:tc>
-        <w:tc>
-          <w:tcPr>
-            <w:tcW w:w="0" w:type="auto"/>
-            <w:hideMark/>
-          </w:tcPr>
-          <w:p>
-            <w:pPr>
-              <w:spacing w:after="160" w:line="259" w:lineRule="auto"/>
-              <w:cnfStyle w:val="000000000000" w:firstRow="0" w:lastRow="0" w:firstColumn="0" w:lastColumn="0" w:oddVBand="0" w:evenVBand="0" w:oddHBand="0" w:evenHBand="0" w:firstRowFirstColumn="0" w:firstRowLastColumn="0" w:lastRowFirstColumn="0" w:lastRowLastColumn="0"/>
-              <w:rPr>
-                <w:lang w:val="en-CH"/>
-              </w:rPr>
-            </w:pPr>
-            <w:r>
-              <w:rPr>
-                <w:lang w:val="en-CH"/>
-              </w:rPr>
-              <w:t>Create a new domain structure with DC1 and ensure that it is operational.</w:t>
-            </w:r>
-          </w:p>
-        </w:tc>
-      </w:tr>
-      <w:tr>
-        <w:trPr>
-          <w:cnfStyle w:val="000000100000" w:firstRow="0" w:lastRow="0" w:firstColumn="0" w:lastColumn="0" w:oddVBand="0" w:evenVBand="0" w:oddHBand="1" w:evenHBand="0" w:firstRowFirstColumn="0" w:firstRowLastColumn="0" w:lastRowFirstColumn="0" w:lastRowLastColumn="0"/>
-        </w:trPr>
-        <w:tc>
-          <w:tcPr>
-            <w:cnfStyle w:val="001000000000" w:firstRow="0" w:lastRow="0" w:firstColumn="1" w:lastColumn="0" w:oddVBand="0" w:evenVBand="0" w:oddHBand="0" w:evenHBand="0" w:firstRowFirstColumn="0" w:firstRowLastColumn="0" w:lastRowFirstColumn="0" w:lastRowLastColumn="0"/>
-            <w:tcW w:w="0" w:type="auto"/>
-            <w:hideMark/>
-          </w:tcPr>
-          <w:p>
-            <w:pPr>
-              <w:spacing w:after="160" w:line="259" w:lineRule="auto"/>
-              <w:rPr>
-                <w:lang w:val="en-CH"/>
-              </w:rPr>
-            </w:pPr>
-            <w:r>
-              <w:rPr>
-                <w:lang w:val="en-CH"/>
-              </w:rPr>
-              <w:t>3. Integrate Clients</w:t>
-            </w:r>
-          </w:p>
-        </w:tc>
-        <w:tc>
-          <w:tcPr>
-            <w:tcW w:w="0" w:type="auto"/>
-            <w:hideMark/>
-          </w:tcPr>
-          <w:p>
-            <w:pPr>
-              <w:spacing w:after="160" w:line="259" w:lineRule="auto"/>
-              <w:cnfStyle w:val="000000100000" w:firstRow="0" w:lastRow="0" w:firstColumn="0" w:lastColumn="0" w:oddVBand="0" w:evenVBand="0" w:oddHBand="1" w:evenHBand="0" w:firstRowFirstColumn="0" w:firstRowLastColumn="0" w:lastRowFirstColumn="0" w:lastRowLastColumn="0"/>
-              <w:rPr>
-                <w:lang w:val="en-CH"/>
-              </w:rPr>
-            </w:pPr>
-            <w:r>
-              <w:rPr>
-                <w:lang w:val="en-CH"/>
-              </w:rPr>
-              <w:t>Facilitate client connection to the domain using a designated server.</w:t>
-            </w:r>
-          </w:p>
-        </w:tc>
-      </w:tr>
-      <w:tr>
-        <w:tc>
-          <w:tcPr>
-            <w:cnfStyle w:val="001000000000" w:firstRow="0" w:lastRow="0" w:firstColumn="1" w:lastColumn="0" w:oddVBand="0" w:evenVBand="0" w:oddHBand="0" w:evenHBand="0" w:firstRowFirstColumn="0" w:firstRowLastColumn="0" w:lastRowFirstColumn="0" w:lastRowLastColumn="0"/>
-            <w:tcW w:w="0" w:type="auto"/>
-            <w:hideMark/>
-          </w:tcPr>
-          <w:p>
-            <w:pPr>
-              <w:spacing w:after="160" w:line="259" w:lineRule="auto"/>
-              <w:rPr>
-                <w:lang w:val="en-CH"/>
-              </w:rPr>
-            </w:pPr>
-            <w:r>
-              <w:rPr>
-                <w:lang w:val="en-CH"/>
-              </w:rPr>
-              <w:t>4. Initialize Active Directory</w:t>
-            </w:r>
-          </w:p>
-        </w:tc>
-        <w:tc>
-          <w:tcPr>
-            <w:tcW w:w="0" w:type="auto"/>
-            <w:hideMark/>
-          </w:tcPr>
-          <w:p>
-            <w:pPr>
-              <w:spacing w:after="160" w:line="259" w:lineRule="auto"/>
-              <w:cnfStyle w:val="000000000000" w:firstRow="0" w:lastRow="0" w:firstColumn="0" w:lastColumn="0" w:oddVBand="0" w:evenVBand="0" w:oddHBand="0" w:evenHBand="0" w:firstRowFirstColumn="0" w:firstRowLastColumn="0" w:lastRowFirstColumn="0" w:lastRowLastColumn="0"/>
-              <w:rPr>
-                <w:lang w:val="en-CH"/>
-              </w:rPr>
-            </w:pPr>
-            <w:r>
-              <w:rPr>
-                <w:lang w:val="en-CH"/>
-              </w:rPr>
-              <w:t>Implement initial Active Directory configurations and settings on a server.</w:t>
-            </w:r>
-          </w:p>
-        </w:tc>
-      </w:tr>
-      <w:tr>
-        <w:trPr>
-          <w:cnfStyle w:val="000000100000" w:firstRow="0" w:lastRow="0" w:firstColumn="0" w:lastColumn="0" w:oddVBand="0" w:evenVBand="0" w:oddHBand="1" w:evenHBand="0" w:firstRowFirstColumn="0" w:firstRowLastColumn="0" w:lastRowFirstColumn="0" w:lastRowLastColumn="0"/>
-        </w:trPr>
-        <w:tc>
-          <w:tcPr>
-            <w:cnfStyle w:val="001000000000" w:firstRow="0" w:lastRow="0" w:firstColumn="1" w:lastColumn="0" w:oddVBand="0" w:evenVBand="0" w:oddHBand="0" w:evenHBand="0" w:firstRowFirstColumn="0" w:firstRowLastColumn="0" w:lastRowFirstColumn="0" w:lastRowLastColumn="0"/>
-            <w:tcW w:w="0" w:type="auto"/>
-            <w:hideMark/>
-          </w:tcPr>
-          <w:p>
-            <w:pPr>
-              <w:spacing w:after="160" w:line="259" w:lineRule="auto"/>
-              <w:rPr>
-                <w:lang w:val="en-CH"/>
-              </w:rPr>
-            </w:pPr>
-            <w:r>
-              <w:rPr>
-                <w:lang w:val="en-CH"/>
-              </w:rPr>
-              <w:t>5. Design DIT</w:t>
-            </w:r>
-          </w:p>
-        </w:tc>
-        <w:tc>
-          <w:tcPr>
-            <w:tcW w:w="0" w:type="auto"/>
-            <w:hideMark/>
-          </w:tcPr>
-          <w:p>
-            <w:pPr>
-              <w:spacing w:after="160" w:line="259" w:lineRule="auto"/>
-              <w:cnfStyle w:val="000000100000" w:firstRow="0" w:lastRow="0" w:firstColumn="0" w:lastColumn="0" w:oddVBand="0" w:evenVBand="0" w:oddHBand="1" w:evenHBand="0" w:firstRowFirstColumn="0" w:firstRowLastColumn="0" w:lastRowFirstColumn="0" w:lastRowLastColumn="0"/>
-              <w:rPr>
-                <w:lang w:val="en-CH"/>
-              </w:rPr>
-            </w:pPr>
-            <w:r>
-              <w:rPr>
-                <w:lang w:val="en-CH"/>
-              </w:rPr>
-              <w:t>Design and implement the Directory Information Tree (DIT) within Active Directory.</w:t>
-            </w:r>
-          </w:p>
-        </w:tc>
-      </w:tr>
-      <w:tr>
-        <w:tc>
-          <w:tcPr>
-            <w:cnfStyle w:val="001000000000" w:firstRow="0" w:lastRow="0" w:firstColumn="1" w:lastColumn="0" w:oddVBand="0" w:evenVBand="0" w:oddHBand="0" w:evenHBand="0" w:firstRowFirstColumn="0" w:firstRowLastColumn="0" w:lastRowFirstColumn="0" w:lastRowLastColumn="0"/>
-            <w:tcW w:w="0" w:type="auto"/>
-            <w:hideMark/>
-          </w:tcPr>
-          <w:p>
-            <w:pPr>
-              <w:spacing w:after="160" w:line="259" w:lineRule="auto"/>
-              <w:rPr>
-                <w:lang w:val="en-CH"/>
-              </w:rPr>
-            </w:pPr>
-            <w:r>
-              <w:rPr>
-                <w:lang w:val="en-CH"/>
-              </w:rPr>
-              <w:t>6. Add Additional Domain Controllers</w:t>
-            </w:r>
-          </w:p>
-        </w:tc>
-        <w:tc>
-          <w:tcPr>
-            <w:tcW w:w="0" w:type="auto"/>
-            <w:hideMark/>
-          </w:tcPr>
-          <w:p>
-            <w:pPr>
-              <w:spacing w:after="160" w:line="259" w:lineRule="auto"/>
-              <w:cnfStyle w:val="000000000000" w:firstRow="0" w:lastRow="0" w:firstColumn="0" w:lastColumn="0" w:oddVBand="0" w:evenVBand="0" w:oddHBand="0" w:evenHBand="0" w:firstRowFirstColumn="0" w:firstRowLastColumn="0" w:lastRowFirstColumn="0" w:lastRowLastColumn="0"/>
-              <w:rPr>
-                <w:lang w:val="en-CH"/>
-              </w:rPr>
-            </w:pPr>
-            <w:r>
-              <w:rPr>
-                <w:lang w:val="en-CH"/>
-              </w:rPr>
-              <w:t>Add DC2 and DC3 to the existing domain structure.</w:t>
-            </w:r>
-          </w:p>
-        </w:tc>
-      </w:tr>
-      <w:tr>
-        <w:trPr>
-          <w:cnfStyle w:val="000000100000" w:firstRow="0" w:lastRow="0" w:firstColumn="0" w:lastColumn="0" w:oddVBand="0" w:evenVBand="0" w:oddHBand="1" w:evenHBand="0" w:firstRowFirstColumn="0" w:firstRowLastColumn="0" w:lastRowFirstColumn="0" w:lastRowLastColumn="0"/>
-        </w:trPr>
-        <w:tc>
-          <w:tcPr>
-            <w:cnfStyle w:val="001000000000" w:firstRow="0" w:lastRow="0" w:firstColumn="1" w:lastColumn="0" w:oddVBand="0" w:evenVBand="0" w:oddHBand="0" w:evenHBand="0" w:firstRowFirstColumn="0" w:firstRowLastColumn="0" w:lastRowFirstColumn="0" w:lastRowLastColumn="0"/>
-            <w:tcW w:w="0" w:type="auto"/>
-            <w:hideMark/>
-          </w:tcPr>
-          <w:p>
-            <w:pPr>
-              <w:spacing w:after="160" w:line="259" w:lineRule="auto"/>
-              <w:rPr>
-                <w:lang w:val="en-CH"/>
-              </w:rPr>
-            </w:pPr>
-            <w:r>
-              <w:rPr>
-                <w:lang w:val="en-CH"/>
-              </w:rPr>
-              <w:t>7. Integrate DNS Services</w:t>
-            </w:r>
-          </w:p>
-        </w:tc>
-        <w:tc>
-          <w:tcPr>
-            <w:tcW w:w="0" w:type="auto"/>
-            <w:hideMark/>
-          </w:tcPr>
-          <w:p>
-            <w:pPr>
-              <w:spacing w:after="160" w:line="259" w:lineRule="auto"/>
-              <w:cnfStyle w:val="000000100000" w:firstRow="0" w:lastRow="0" w:firstColumn="0" w:lastColumn="0" w:oddVBand="0" w:evenVBand="0" w:oddHBand="1" w:evenHBand="0" w:firstRowFirstColumn="0" w:firstRowLastColumn="0" w:lastRowFirstColumn="0" w:lastRowLastColumn="0"/>
-              <w:rPr>
-                <w:lang w:val="en-CH"/>
-              </w:rPr>
-            </w:pPr>
-            <w:r>
-              <w:rPr>
-                <w:lang w:val="en-CH"/>
-              </w:rPr>
-              <w:t>Configure DNS services within Active Directory to support name resolution.</w:t>
-            </w:r>
-          </w:p>
-        </w:tc>
-      </w:tr>
-      <w:tr>
-        <w:tc>
-          <w:tcPr>
-            <w:cnfStyle w:val="001000000000" w:firstRow="0" w:lastRow="0" w:firstColumn="1" w:lastColumn="0" w:oddVBand="0" w:evenVBand="0" w:oddHBand="0" w:evenHBand="0" w:firstRowFirstColumn="0" w:firstRowLastColumn="0" w:lastRowFirstColumn="0" w:lastRowLastColumn="0"/>
-            <w:tcW w:w="0" w:type="auto"/>
-            <w:hideMark/>
-          </w:tcPr>
-          <w:p>
-            <w:pPr>
-              <w:spacing w:after="160" w:line="259" w:lineRule="auto"/>
-              <w:rPr>
-                <w:lang w:val="en-CH"/>
-              </w:rPr>
-            </w:pPr>
-            <w:r>
-              <w:rPr>
-                <w:lang w:val="en-CH"/>
-              </w:rPr>
-              <w:t>8. Manage Group Policy Objects (GPOs)</w:t>
-            </w:r>
-          </w:p>
-        </w:tc>
-        <w:tc>
-          <w:tcPr>
-            <w:tcW w:w="0" w:type="auto"/>
-            <w:hideMark/>
-          </w:tcPr>
-          <w:p>
-            <w:pPr>
-              <w:spacing w:after="160" w:line="259" w:lineRule="auto"/>
-              <w:cnfStyle w:val="000000000000" w:firstRow="0" w:lastRow="0" w:firstColumn="0" w:lastColumn="0" w:oddVBand="0" w:evenVBand="0" w:oddHBand="0" w:evenHBand="0" w:firstRowFirstColumn="0" w:firstRowLastColumn="0" w:lastRowFirstColumn="0" w:lastRowLastColumn="0"/>
-              <w:rPr>
-                <w:lang w:val="en-CH"/>
-              </w:rPr>
-            </w:pPr>
-            <w:r>
-              <w:rPr>
-                <w:lang w:val="en-CH"/>
-              </w:rPr>
-              <w:t>Establish and manage GPOs for effective policy management.</w:t>
-            </w:r>
-          </w:p>
-        </w:tc>
-      </w:tr>
-      <w:tr>
-        <w:trPr>
-          <w:cnfStyle w:val="000000100000" w:firstRow="0" w:lastRow="0" w:firstColumn="0" w:lastColumn="0" w:oddVBand="0" w:evenVBand="0" w:oddHBand="1" w:evenHBand="0" w:firstRowFirstColumn="0" w:firstRowLastColumn="0" w:lastRowFirstColumn="0" w:lastRowLastColumn="0"/>
-        </w:trPr>
-        <w:tc>
-          <w:tcPr>
-            <w:cnfStyle w:val="001000000000" w:firstRow="0" w:lastRow="0" w:firstColumn="1" w:lastColumn="0" w:oddVBand="0" w:evenVBand="0" w:oddHBand="0" w:evenHBand="0" w:firstRowFirstColumn="0" w:firstRowLastColumn="0" w:lastRowFirstColumn="0" w:lastRowLastColumn="0"/>
-            <w:tcW w:w="0" w:type="auto"/>
-            <w:hideMark/>
-          </w:tcPr>
-          <w:p>
-            <w:pPr>
-              <w:spacing w:after="160" w:line="259" w:lineRule="auto"/>
-              <w:rPr>
-                <w:lang w:val="en-CH"/>
-              </w:rPr>
-            </w:pPr>
-            <w:r>
-              <w:rPr>
-                <w:lang w:val="en-CH"/>
-              </w:rPr>
-              <w:lastRenderedPageBreak/>
-              <w:t>9. Set Up Locations</w:t>
-            </w:r>
-          </w:p>
-        </w:tc>
-        <w:tc>
-          <w:tcPr>
-            <w:tcW w:w="0" w:type="auto"/>
-            <w:hideMark/>
-          </w:tcPr>
-          <w:p>
-            <w:pPr>
-              <w:spacing w:after="160" w:line="259" w:lineRule="auto"/>
-              <w:cnfStyle w:val="000000100000" w:firstRow="0" w:lastRow="0" w:firstColumn="0" w:lastColumn="0" w:oddVBand="0" w:evenVBand="0" w:oddHBand="1" w:evenHBand="0" w:firstRowFirstColumn="0" w:firstRowLastColumn="0" w:lastRowFirstColumn="0" w:lastRowLastColumn="0"/>
-              <w:rPr>
-                <w:lang w:val="en-CH"/>
-              </w:rPr>
-            </w:pPr>
-            <w:r>
-              <w:rPr>
-                <w:lang w:val="en-CH"/>
-              </w:rPr>
-              <w:t>Configure multiple locations within the Active Directory structure.</w:t>
-            </w:r>
-          </w:p>
-        </w:tc>
-      </w:tr>
-      <w:tr>
-        <w:tc>
-          <w:tcPr>
-            <w:cnfStyle w:val="001000000000" w:firstRow="0" w:lastRow="0" w:firstColumn="1" w:lastColumn="0" w:oddVBand="0" w:evenVBand="0" w:oddHBand="0" w:evenHBand="0" w:firstRowFirstColumn="0" w:firstRowLastColumn="0" w:lastRowFirstColumn="0" w:lastRowLastColumn="0"/>
-            <w:tcW w:w="0" w:type="auto"/>
-            <w:hideMark/>
-          </w:tcPr>
-          <w:p>
-            <w:pPr>
-              <w:spacing w:after="160" w:line="259" w:lineRule="auto"/>
-              <w:rPr>
-                <w:lang w:val="en-CH"/>
-              </w:rPr>
-            </w:pPr>
-            <w:r>
-              <w:rPr>
-                <w:lang w:val="en-CH"/>
-              </w:rPr>
-              <w:t>10. Implement Location-Specific GPOs</w:t>
-            </w:r>
-          </w:p>
-        </w:tc>
-        <w:tc>
-          <w:tcPr>
-            <w:tcW w:w="0" w:type="auto"/>
-            <w:hideMark/>
-          </w:tcPr>
-          <w:p>
-            <w:pPr>
-              <w:spacing w:after="160" w:line="259" w:lineRule="auto"/>
-              <w:cnfStyle w:val="000000000000" w:firstRow="0" w:lastRow="0" w:firstColumn="0" w:lastColumn="0" w:oddVBand="0" w:evenVBand="0" w:oddHBand="0" w:evenHBand="0" w:firstRowFirstColumn="0" w:firstRowLastColumn="0" w:lastRowFirstColumn="0" w:lastRowLastColumn="0"/>
-              <w:rPr>
-                <w:lang w:val="en-CH"/>
-              </w:rPr>
-            </w:pPr>
-            <w:r>
-              <w:rPr>
-                <w:lang w:val="en-CH"/>
-              </w:rPr>
-              <w:t>Implement GPOs tailored to each defined location.</w:t>
-            </w:r>
-          </w:p>
-        </w:tc>
-      </w:tr>
-      <w:tr>
-        <w:trPr>
-          <w:cnfStyle w:val="000000100000" w:firstRow="0" w:lastRow="0" w:firstColumn="0" w:lastColumn="0" w:oddVBand="0" w:evenVBand="0" w:oddHBand="1" w:evenHBand="0" w:firstRowFirstColumn="0" w:firstRowLastColumn="0" w:lastRowFirstColumn="0" w:lastRowLastColumn="0"/>
-        </w:trPr>
-        <w:tc>
-          <w:tcPr>
-            <w:cnfStyle w:val="001000000000" w:firstRow="0" w:lastRow="0" w:firstColumn="1" w:lastColumn="0" w:oddVBand="0" w:evenVBand="0" w:oddHBand="0" w:evenHBand="0" w:firstRowFirstColumn="0" w:firstRowLastColumn="0" w:lastRowFirstColumn="0" w:lastRowLastColumn="0"/>
-            <w:tcW w:w="0" w:type="auto"/>
-            <w:hideMark/>
-          </w:tcPr>
-          <w:p>
-            <w:pPr>
-              <w:spacing w:after="160" w:line="259" w:lineRule="auto"/>
-              <w:rPr>
-                <w:lang w:val="en-CH"/>
-              </w:rPr>
-            </w:pPr>
-            <w:r>
-              <w:rPr>
-                <w:lang w:val="en-CH"/>
-              </w:rPr>
-              <w:t>11. Set Up Roaming Profiles</w:t>
-            </w:r>
-          </w:p>
-        </w:tc>
-        <w:tc>
-          <w:tcPr>
-            <w:tcW w:w="0" w:type="auto"/>
-            <w:hideMark/>
-          </w:tcPr>
-          <w:p>
-            <w:pPr>
-              <w:spacing w:after="160" w:line="259" w:lineRule="auto"/>
-              <w:cnfStyle w:val="000000100000" w:firstRow="0" w:lastRow="0" w:firstColumn="0" w:lastColumn="0" w:oddVBand="0" w:evenVBand="0" w:oddHBand="1" w:evenHBand="0" w:firstRowFirstColumn="0" w:firstRowLastColumn="0" w:lastRowFirstColumn="0" w:lastRowLastColumn="0"/>
-              <w:rPr>
-                <w:lang w:val="en-CH"/>
-              </w:rPr>
-            </w:pPr>
-            <w:r>
-              <w:rPr>
-                <w:lang w:val="en-CH"/>
-              </w:rPr>
-              <w:t>Set up roaming profiles to enhance user experience across different workstations.</w:t>
-            </w:r>
-          </w:p>
-        </w:tc>
-      </w:tr>
-      <w:tr>
-        <w:tc>
-          <w:tcPr>
-            <w:cnfStyle w:val="001000000000" w:firstRow="0" w:lastRow="0" w:firstColumn="1" w:lastColumn="0" w:oddVBand="0" w:evenVBand="0" w:oddHBand="0" w:evenHBand="0" w:firstRowFirstColumn="0" w:firstRowLastColumn="0" w:lastRowFirstColumn="0" w:lastRowLastColumn="0"/>
-            <w:tcW w:w="0" w:type="auto"/>
-            <w:hideMark/>
-          </w:tcPr>
-          <w:p>
-            <w:pPr>
-              <w:spacing w:after="160" w:line="259" w:lineRule="auto"/>
-              <w:rPr>
-                <w:lang w:val="en-CH"/>
-              </w:rPr>
-            </w:pPr>
-            <w:r>
-              <w:rPr>
-                <w:lang w:val="en-CH"/>
-              </w:rPr>
-              <w:t>12. Deploy Printers via GPO</w:t>
-            </w:r>
-          </w:p>
-        </w:tc>
-        <w:tc>
-          <w:tcPr>
-            <w:tcW w:w="0" w:type="auto"/>
-            <w:hideMark/>
-          </w:tcPr>
-          <w:p>
-            <w:pPr>
-              <w:spacing w:after="160" w:line="259" w:lineRule="auto"/>
-              <w:cnfStyle w:val="000000000000" w:firstRow="0" w:lastRow="0" w:firstColumn="0" w:lastColumn="0" w:oddVBand="0" w:evenVBand="0" w:oddHBand="0" w:evenHBand="0" w:firstRowFirstColumn="0" w:firstRowLastColumn="0" w:lastRowFirstColumn="0" w:lastRowLastColumn="0"/>
-              <w:rPr>
-                <w:lang w:val="en-CH"/>
-              </w:rPr>
-            </w:pPr>
-            <w:r>
-              <w:rPr>
-                <w:lang w:val="en-CH"/>
-              </w:rPr>
-              <w:t>Deploy printers using GPO for centralized management.</w:t>
-            </w:r>
-          </w:p>
-        </w:tc>
-      </w:tr>
-      <w:tr>
-        <w:trPr>
-          <w:cnfStyle w:val="000000100000" w:firstRow="0" w:lastRow="0" w:firstColumn="0" w:lastColumn="0" w:oddVBand="0" w:evenVBand="0" w:oddHBand="1" w:evenHBand="0" w:firstRowFirstColumn="0" w:firstRowLastColumn="0" w:lastRowFirstColumn="0" w:lastRowLastColumn="0"/>
-        </w:trPr>
-        <w:tc>
-          <w:tcPr>
-            <w:cnfStyle w:val="001000000000" w:firstRow="0" w:lastRow="0" w:firstColumn="1" w:lastColumn="0" w:oddVBand="0" w:evenVBand="0" w:oddHBand="0" w:evenHBand="0" w:firstRowFirstColumn="0" w:firstRowLastColumn="0" w:lastRowFirstColumn="0" w:lastRowLastColumn="0"/>
-            <w:tcW w:w="0" w:type="auto"/>
-            <w:hideMark/>
-          </w:tcPr>
-          <w:p>
-            <w:pPr>
-              <w:spacing w:after="160" w:line="259" w:lineRule="auto"/>
-              <w:rPr>
-                <w:lang w:val="en-CH"/>
-              </w:rPr>
-            </w:pPr>
-            <w:r>
-              <w:rPr>
-                <w:lang w:val="en-CH"/>
-              </w:rPr>
-              <w:t>13. Configure MSI Deployment</w:t>
-            </w:r>
-          </w:p>
-        </w:tc>
-        <w:tc>
-          <w:tcPr>
-            <w:tcW w:w="0" w:type="auto"/>
-            <w:hideMark/>
-          </w:tcPr>
-          <w:p>
-            <w:pPr>
-              <w:spacing w:after="160" w:line="259" w:lineRule="auto"/>
-              <w:cnfStyle w:val="000000100000" w:firstRow="0" w:lastRow="0" w:firstColumn="0" w:lastColumn="0" w:oddVBand="0" w:evenVBand="0" w:oddHBand="1" w:evenHBand="0" w:firstRowFirstColumn="0" w:firstRowLastColumn="0" w:lastRowFirstColumn="0" w:lastRowLastColumn="0"/>
-              <w:rPr>
-                <w:lang w:val="en-CH"/>
-              </w:rPr>
-            </w:pPr>
-            <w:r>
-              <w:rPr>
-                <w:lang w:val="en-CH"/>
-              </w:rPr>
-              <w:t>Configure the deployment of MSI packages via GPO.</w:t>
-            </w:r>
-          </w:p>
-        </w:tc>
-      </w:tr>
-      <w:tr>
-        <w:tc>
-          <w:tcPr>
-            <w:cnfStyle w:val="001000000000" w:firstRow="0" w:lastRow="0" w:firstColumn="1" w:lastColumn="0" w:oddVBand="0" w:evenVBand="0" w:oddHBand="0" w:evenHBand="0" w:firstRowFirstColumn="0" w:firstRowLastColumn="0" w:lastRowFirstColumn="0" w:lastRowLastColumn="0"/>
-            <w:tcW w:w="0" w:type="auto"/>
-            <w:hideMark/>
-          </w:tcPr>
-          <w:p>
-            <w:pPr>
-              <w:spacing w:after="160" w:line="259" w:lineRule="auto"/>
-              <w:rPr>
-                <w:lang w:val="en-CH"/>
-              </w:rPr>
-            </w:pPr>
-            <w:r>
-              <w:rPr>
-                <w:lang w:val="en-CH"/>
-              </w:rPr>
-              <w:t xml:space="preserve">14. </w:t>
-            </w:r>
-            <w:proofErr w:type="spellStart"/>
-            <w:r>
-              <w:rPr>
-                <w:lang w:val="en-CH"/>
-              </w:rPr>
-              <w:t>Analyze</w:t>
-            </w:r>
-            <w:proofErr w:type="spellEnd"/>
-            <w:r>
-              <w:rPr>
-                <w:lang w:val="en-CH"/>
-              </w:rPr>
-              <w:t xml:space="preserve"> ADDS/DNS and Replication</w:t>
-            </w:r>
-          </w:p>
-        </w:tc>
-        <w:tc>
-          <w:tcPr>
-            <w:tcW w:w="0" w:type="auto"/>
-            <w:hideMark/>
-          </w:tcPr>
-          <w:p>
-            <w:pPr>
-              <w:spacing w:after="160" w:line="259" w:lineRule="auto"/>
-              <w:cnfStyle w:val="000000000000" w:firstRow="0" w:lastRow="0" w:firstColumn="0" w:lastColumn="0" w:oddVBand="0" w:evenVBand="0" w:oddHBand="0" w:evenHBand="0" w:firstRowFirstColumn="0" w:firstRowLastColumn="0" w:lastRowFirstColumn="0" w:lastRowLastColumn="0"/>
-              <w:rPr>
-                <w:lang w:val="en-CH"/>
-              </w:rPr>
-            </w:pPr>
-            <w:r>
-              <w:rPr>
-                <w:lang w:val="en-CH"/>
-              </w:rPr>
-              <w:t>Perform error analysis on ADDS/DNS replication to ensure synchronization.</w:t>
-            </w:r>
-          </w:p>
-        </w:tc>
-      </w:tr>
-      <w:tr>
-        <w:trPr>
-          <w:cnfStyle w:val="000000100000" w:firstRow="0" w:lastRow="0" w:firstColumn="0" w:lastColumn="0" w:oddVBand="0" w:evenVBand="0" w:oddHBand="1" w:evenHBand="0" w:firstRowFirstColumn="0" w:firstRowLastColumn="0" w:lastRowFirstColumn="0" w:lastRowLastColumn="0"/>
-        </w:trPr>
-        <w:tc>
-          <w:tcPr>
-            <w:cnfStyle w:val="001000000000" w:firstRow="0" w:lastRow="0" w:firstColumn="1" w:lastColumn="0" w:oddVBand="0" w:evenVBand="0" w:oddHBand="0" w:evenHBand="0" w:firstRowFirstColumn="0" w:firstRowLastColumn="0" w:lastRowFirstColumn="0" w:lastRowLastColumn="0"/>
-            <w:tcW w:w="0" w:type="auto"/>
-            <w:hideMark/>
-          </w:tcPr>
-          <w:p>
-            <w:pPr>
-              <w:spacing w:after="160" w:line="259" w:lineRule="auto"/>
-              <w:rPr>
-                <w:lang w:val="en-CH"/>
-              </w:rPr>
-            </w:pPr>
-            <w:r>
-              <w:rPr>
-                <w:lang w:val="en-CH"/>
-              </w:rPr>
-              <w:t>15. Implement LDAP PowerShell Tool</w:t>
-            </w:r>
-          </w:p>
-        </w:tc>
-        <w:tc>
-          <w:tcPr>
-            <w:tcW w:w="0" w:type="auto"/>
-            <w:hideMark/>
-          </w:tcPr>
-          <w:p>
-            <w:pPr>
-              <w:spacing w:after="160" w:line="259" w:lineRule="auto"/>
-              <w:cnfStyle w:val="000000100000" w:firstRow="0" w:lastRow="0" w:firstColumn="0" w:lastColumn="0" w:oddVBand="0" w:evenVBand="0" w:oddHBand="1" w:evenHBand="0" w:firstRowFirstColumn="0" w:firstRowLastColumn="0" w:lastRowFirstColumn="0" w:lastRowLastColumn="0"/>
-              <w:rPr>
-                <w:lang w:val="en-CH"/>
-              </w:rPr>
-            </w:pPr>
-            <w:r>
-              <w:rPr>
-                <w:lang w:val="en-CH"/>
-              </w:rPr>
-              <w:t>Implement and configure an LDAP PowerShell tool for enhanced management.</w:t>
-            </w:r>
-          </w:p>
-        </w:tc>
-      </w:tr>
-      <w:tr>
-        <w:tc>
-          <w:tcPr>
-            <w:cnfStyle w:val="001000000000" w:firstRow="0" w:lastRow="0" w:firstColumn="1" w:lastColumn="0" w:oddVBand="0" w:evenVBand="0" w:oddHBand="0" w:evenHBand="0" w:firstRowFirstColumn="0" w:firstRowLastColumn="0" w:lastRowFirstColumn="0" w:lastRowLastColumn="0"/>
-            <w:tcW w:w="0" w:type="auto"/>
-            <w:hideMark/>
-          </w:tcPr>
-          <w:p>
-            <w:pPr>
-              <w:spacing w:after="160" w:line="259" w:lineRule="auto"/>
-              <w:rPr>
-                <w:lang w:val="en-CH"/>
-              </w:rPr>
-            </w:pPr>
-            <w:r>
-              <w:rPr>
-                <w:lang w:val="en-CH"/>
-              </w:rPr>
-              <w:t>16. Establish DFS</w:t>
-            </w:r>
-          </w:p>
-        </w:tc>
-        <w:tc>
-          <w:tcPr>
-            <w:tcW w:w="0" w:type="auto"/>
-            <w:hideMark/>
-          </w:tcPr>
-          <w:p>
-            <w:pPr>
-              <w:spacing w:after="160" w:line="259" w:lineRule="auto"/>
-              <w:cnfStyle w:val="000000000000" w:firstRow="0" w:lastRow="0" w:firstColumn="0" w:lastColumn="0" w:oddVBand="0" w:evenVBand="0" w:oddHBand="0" w:evenHBand="0" w:firstRowFirstColumn="0" w:firstRowLastColumn="0" w:lastRowFirstColumn="0" w:lastRowLastColumn="0"/>
-              <w:rPr>
-                <w:lang w:val="en-CH"/>
-              </w:rPr>
-            </w:pPr>
-            <w:r>
-              <w:rPr>
-                <w:lang w:val="en-CH"/>
-              </w:rPr>
-              <w:t>Establish Distributed File System (DFS) for file sharing and redundancy.</w:t>
-            </w:r>
-          </w:p>
-        </w:tc>
-      </w:tr>
-      <w:tr>
-        <w:trPr>
-          <w:cnfStyle w:val="000000100000" w:firstRow="0" w:lastRow="0" w:firstColumn="0" w:lastColumn="0" w:oddVBand="0" w:evenVBand="0" w:oddHBand="1" w:evenHBand="0" w:firstRowFirstColumn="0" w:firstRowLastColumn="0" w:lastRowFirstColumn="0" w:lastRowLastColumn="0"/>
-        </w:trPr>
-        <w:tc>
-          <w:tcPr>
-            <w:cnfStyle w:val="001000000000" w:firstRow="0" w:lastRow="0" w:firstColumn="1" w:lastColumn="0" w:oddVBand="0" w:evenVBand="0" w:oddHBand="0" w:evenHBand="0" w:firstRowFirstColumn="0" w:firstRowLastColumn="0" w:lastRowFirstColumn="0" w:lastRowLastColumn="0"/>
-            <w:tcW w:w="0" w:type="auto"/>
-            <w:hideMark/>
-          </w:tcPr>
-          <w:p>
-            <w:pPr>
-              <w:spacing w:after="160" w:line="259" w:lineRule="auto"/>
-              <w:rPr>
-                <w:lang w:val="en-CH"/>
-              </w:rPr>
-            </w:pPr>
-            <w:r>
-              <w:rPr>
-                <w:lang w:val="en-CH"/>
-              </w:rPr>
-              <w:t>17. Create Test Domain</w:t>
-            </w:r>
-          </w:p>
-        </w:tc>
-        <w:tc>
-          <w:tcPr>
-            <w:tcW w:w="0" w:type="auto"/>
-            <w:hideMark/>
-          </w:tcPr>
-          <w:p>
-            <w:pPr>
-              <w:spacing w:after="160" w:line="259" w:lineRule="auto"/>
-              <w:cnfStyle w:val="000000100000" w:firstRow="0" w:lastRow="0" w:firstColumn="0" w:lastColumn="0" w:oddVBand="0" w:evenVBand="0" w:oddHBand="1" w:evenHBand="0" w:firstRowFirstColumn="0" w:firstRowLastColumn="0" w:lastRowFirstColumn="0" w:lastRowLastColumn="0"/>
-              <w:rPr>
-                <w:lang w:val="en-CH"/>
-              </w:rPr>
-            </w:pPr>
-            <w:r>
-              <w:rPr>
-                <w:lang w:val="en-CH"/>
-              </w:rPr>
-              <w:t>Create a test domain (DC4) for verification and validation of configurations.</w:t>
-            </w:r>
-          </w:p>
-        </w:tc>
-      </w:tr>
-      <w:tr>
-        <w:tc>
-          <w:tcPr>
-            <w:cnfStyle w:val="001000000000" w:firstRow="0" w:lastRow="0" w:firstColumn="1" w:lastColumn="0" w:oddVBand="0" w:evenVBand="0" w:oddHBand="0" w:evenHBand="0" w:firstRowFirstColumn="0" w:firstRowLastColumn="0" w:lastRowFirstColumn="0" w:lastRowLastColumn="0"/>
-            <w:tcW w:w="0" w:type="auto"/>
-            <w:hideMark/>
-          </w:tcPr>
-          <w:p>
-            <w:pPr>
-              <w:spacing w:after="160" w:line="259" w:lineRule="auto"/>
-              <w:rPr>
-                <w:lang w:val="en-CH"/>
-              </w:rPr>
-            </w:pPr>
-            <w:r>
-              <w:rPr>
-                <w:lang w:val="en-CH"/>
-              </w:rPr>
-              <w:t xml:space="preserve">18. Set Up Windows Admin </w:t>
-            </w:r>
-            <w:proofErr w:type="spellStart"/>
-            <w:r>
-              <w:rPr>
-                <w:lang w:val="en-CH"/>
-              </w:rPr>
-              <w:t>Center</w:t>
-            </w:r>
-            <w:proofErr w:type="spellEnd"/>
-          </w:p>
-        </w:tc>
-        <w:tc>
-          <w:tcPr>
-            <w:tcW w:w="0" w:type="auto"/>
-            <w:hideMark/>
-          </w:tcPr>
-          <w:p>
-            <w:pPr>
-              <w:spacing w:after="160" w:line="259" w:lineRule="auto"/>
-              <w:cnfStyle w:val="000000000000" w:firstRow="0" w:lastRow="0" w:firstColumn="0" w:lastColumn="0" w:oddVBand="0" w:evenVBand="0" w:oddHBand="0" w:evenHBand="0" w:firstRowFirstColumn="0" w:firstRowLastColumn="0" w:lastRowFirstColumn="0" w:lastRowLastColumn="0"/>
-              <w:rPr>
-                <w:lang w:val="en-CH"/>
-              </w:rPr>
-            </w:pPr>
-            <w:r>
-              <w:rPr>
-                <w:lang w:val="en-CH"/>
-              </w:rPr>
-              <w:t xml:space="preserve">Install and configure Windows Admin </w:t>
-            </w:r>
-            <w:proofErr w:type="spellStart"/>
-            <w:r>
-              <w:rPr>
-                <w:lang w:val="en-CH"/>
-              </w:rPr>
-              <w:t>Center</w:t>
-            </w:r>
-            <w:proofErr w:type="spellEnd"/>
-            <w:r>
-              <w:rPr>
-                <w:lang w:val="en-CH"/>
-              </w:rPr>
-              <w:t xml:space="preserve"> on a dedicated server for administration.</w:t>
-            </w:r>
-          </w:p>
-        </w:tc>
-      </w:tr>
-      <w:tr>
-        <w:trPr>
-          <w:cnfStyle w:val="000000100000" w:firstRow="0" w:lastRow="0" w:firstColumn="0" w:lastColumn="0" w:oddVBand="0" w:evenVBand="0" w:oddHBand="1" w:evenHBand="0" w:firstRowFirstColumn="0" w:firstRowLastColumn="0" w:lastRowFirstColumn="0" w:lastRowLastColumn="0"/>
-        </w:trPr>
-        <w:tc>
-          <w:tcPr>
-            <w:cnfStyle w:val="001000000000" w:firstRow="0" w:lastRow="0" w:firstColumn="1" w:lastColumn="0" w:oddVBand="0" w:evenVBand="0" w:oddHBand="0" w:evenHBand="0" w:firstRowFirstColumn="0" w:firstRowLastColumn="0" w:lastRowFirstColumn="0" w:lastRowLastColumn="0"/>
-            <w:tcW w:w="0" w:type="auto"/>
-            <w:hideMark/>
-          </w:tcPr>
-          <w:p>
-            <w:pPr>
-              <w:spacing w:after="160" w:line="259" w:lineRule="auto"/>
-              <w:rPr>
-                <w:highlight w:val="darkGray"/>
-                <w:lang w:val="en-CH"/>
-              </w:rPr>
-            </w:pPr>
-            <w:r>
-              <w:rPr>
-                <w:highlight w:val="darkGray"/>
-                <w:lang w:val="en-CH"/>
-              </w:rPr>
-              <w:t>19. Integrate Azure AD</w:t>
-            </w:r>
-          </w:p>
-        </w:tc>
-        <w:tc>
-          <w:tcPr>
-            <w:tcW w:w="0" w:type="auto"/>
-            <w:hideMark/>
-          </w:tcPr>
-          <w:p>
-            <w:pPr>
-              <w:spacing w:after="160" w:line="259" w:lineRule="auto"/>
-              <w:cnfStyle w:val="000000100000" w:firstRow="0" w:lastRow="0" w:firstColumn="0" w:lastColumn="0" w:oddVBand="0" w:evenVBand="0" w:oddHBand="1" w:evenHBand="0" w:firstRowFirstColumn="0" w:firstRowLastColumn="0" w:lastRowFirstColumn="0" w:lastRowLastColumn="0"/>
-              <w:rPr>
-                <w:highlight w:val="darkGray"/>
-                <w:lang w:val="en-CH"/>
-              </w:rPr>
-            </w:pPr>
-            <w:r>
-              <w:rPr>
-                <w:highlight w:val="darkGray"/>
-                <w:lang w:val="en-CH"/>
-              </w:rPr>
-              <w:t>Set up Azure Active Directory and configure AD Connect for hybrid identity.</w:t>
-            </w:r>
-          </w:p>
-        </w:tc>
-      </w:tr>
-      <w:tr>
-        <w:tc>
-          <w:tcPr>
-            <w:cnfStyle w:val="001000000000" w:firstRow="0" w:lastRow="0" w:firstColumn="1" w:lastColumn="0" w:oddVBand="0" w:evenVBand="0" w:oddHBand="0" w:evenHBand="0" w:firstRowFirstColumn="0" w:firstRowLastColumn="0" w:lastRowFirstColumn="0" w:lastRowLastColumn="0"/>
-            <w:tcW w:w="0" w:type="auto"/>
-            <w:hideMark/>
-          </w:tcPr>
-          <w:p>
-            <w:pPr>
-              <w:spacing w:after="160" w:line="259" w:lineRule="auto"/>
-              <w:rPr>
-                <w:highlight w:val="darkGray"/>
-                <w:lang w:val="en-CH"/>
-              </w:rPr>
-            </w:pPr>
-            <w:r>
-              <w:rPr>
-                <w:highlight w:val="darkGray"/>
-                <w:lang w:val="en-CH"/>
-              </w:rPr>
-              <w:t>20. Add Clients to Azure AD</w:t>
-            </w:r>
-          </w:p>
-        </w:tc>
-        <w:tc>
-          <w:tcPr>
-            <w:tcW w:w="0" w:type="auto"/>
-            <w:hideMark/>
-          </w:tcPr>
-          <w:p>
-            <w:pPr>
-              <w:spacing w:after="160" w:line="259" w:lineRule="auto"/>
-              <w:cnfStyle w:val="000000000000" w:firstRow="0" w:lastRow="0" w:firstColumn="0" w:lastColumn="0" w:oddVBand="0" w:evenVBand="0" w:oddHBand="0" w:evenHBand="0" w:firstRowFirstColumn="0" w:firstRowLastColumn="0" w:lastRowFirstColumn="0" w:lastRowLastColumn="0"/>
-              <w:rPr>
-                <w:highlight w:val="darkGray"/>
-                <w:lang w:val="en-CH"/>
-              </w:rPr>
-            </w:pPr>
-            <w:r>
-              <w:rPr>
-                <w:highlight w:val="darkGray"/>
-                <w:lang w:val="en-CH"/>
-              </w:rPr>
-              <w:t>Ensure clients are correctly added to Azure Active Directory.</w:t>
-            </w:r>
-          </w:p>
-        </w:tc>
-      </w:tr>
-      <w:tr>
-        <w:trPr>
-          <w:cnfStyle w:val="000000100000" w:firstRow="0" w:lastRow="0" w:firstColumn="0" w:lastColumn="0" w:oddVBand="0" w:evenVBand="0" w:oddHBand="1" w:evenHBand="0" w:firstRowFirstColumn="0" w:firstRowLastColumn="0" w:lastRowFirstColumn="0" w:lastRowLastColumn="0"/>
-        </w:trPr>
-        <w:tc>
-          <w:tcPr>
-            <w:cnfStyle w:val="001000000000" w:firstRow="0" w:lastRow="0" w:firstColumn="1" w:lastColumn="0" w:oddVBand="0" w:evenVBand="0" w:oddHBand="0" w:evenHBand="0" w:firstRowFirstColumn="0" w:firstRowLastColumn="0" w:lastRowFirstColumn="0" w:lastRowLastColumn="0"/>
-            <w:tcW w:w="0" w:type="auto"/>
-            <w:hideMark/>
-          </w:tcPr>
-          <w:p>
-            <w:pPr>
-              <w:spacing w:after="160" w:line="259" w:lineRule="auto"/>
-              <w:rPr>
-                <w:highlight w:val="darkGray"/>
-                <w:lang w:val="en-CH"/>
-              </w:rPr>
-            </w:pPr>
-            <w:r>
-              <w:rPr>
-                <w:highlight w:val="darkGray"/>
-                <w:lang w:val="en-CH"/>
-              </w:rPr>
-              <w:t>21. Deploy MSI with Intune</w:t>
-            </w:r>
-          </w:p>
-        </w:tc>
-        <w:tc>
-          <w:tcPr>
-            <w:tcW w:w="0" w:type="auto"/>
-            <w:hideMark/>
-          </w:tcPr>
-          <w:p>
-            <w:pPr>
-              <w:spacing w:after="160" w:line="259" w:lineRule="auto"/>
-              <w:cnfStyle w:val="000000100000" w:firstRow="0" w:lastRow="0" w:firstColumn="0" w:lastColumn="0" w:oddVBand="0" w:evenVBand="0" w:oddHBand="1" w:evenHBand="0" w:firstRowFirstColumn="0" w:firstRowLastColumn="0" w:lastRowFirstColumn="0" w:lastRowLastColumn="0"/>
-              <w:rPr>
-                <w:highlight w:val="darkGray"/>
-                <w:lang w:val="en-CH"/>
-              </w:rPr>
-            </w:pPr>
-            <w:r>
-              <w:rPr>
-                <w:highlight w:val="darkGray"/>
-                <w:lang w:val="en-CH"/>
-              </w:rPr>
-              <w:t>Implement deployment of MSI applications via Microsoft Intune.</w:t>
-            </w:r>
-          </w:p>
-        </w:tc>
-      </w:tr>
-      <w:tr>
-        <w:tc>
-          <w:tcPr>
-            <w:cnfStyle w:val="001000000000" w:firstRow="0" w:lastRow="0" w:firstColumn="1" w:lastColumn="0" w:oddVBand="0" w:evenVBand="0" w:oddHBand="0" w:evenHBand="0" w:firstRowFirstColumn="0" w:firstRowLastColumn="0" w:lastRowFirstColumn="0" w:lastRowLastColumn="0"/>
-            <w:tcW w:w="0" w:type="auto"/>
-            <w:hideMark/>
-          </w:tcPr>
-          <w:p>
-            <w:pPr>
-              <w:spacing w:after="160" w:line="259" w:lineRule="auto"/>
-              <w:rPr>
-                <w:highlight w:val="darkGray"/>
-                <w:lang w:val="en-CH"/>
-              </w:rPr>
-            </w:pPr>
-            <w:r>
-              <w:rPr>
-                <w:highlight w:val="darkGray"/>
-                <w:lang w:val="en-CH"/>
-              </w:rPr>
-              <w:t>22. Manage Office Licenses</w:t>
-            </w:r>
-          </w:p>
-        </w:tc>
-        <w:tc>
-          <w:tcPr>
-            <w:tcW w:w="0" w:type="auto"/>
-            <w:hideMark/>
-          </w:tcPr>
-          <w:p>
-            <w:pPr>
-              <w:spacing w:after="160" w:line="259" w:lineRule="auto"/>
-              <w:cnfStyle w:val="000000000000" w:firstRow="0" w:lastRow="0" w:firstColumn="0" w:lastColumn="0" w:oddVBand="0" w:evenVBand="0" w:oddHBand="0" w:evenHBand="0" w:firstRowFirstColumn="0" w:firstRowLastColumn="0" w:lastRowFirstColumn="0" w:lastRowLastColumn="0"/>
-              <w:rPr>
-                <w:highlight w:val="darkGray"/>
-                <w:lang w:val="en-CH"/>
-              </w:rPr>
-            </w:pPr>
-            <w:r>
-              <w:rPr>
-                <w:highlight w:val="darkGray"/>
-                <w:lang w:val="en-CH"/>
-              </w:rPr>
-              <w:t>Create groups for managing Office licenses effectively.</w:t>
-            </w:r>
-          </w:p>
-        </w:tc>
-      </w:tr>
-      <w:tr>
-        <w:trPr>
-          <w:cnfStyle w:val="000000100000" w:firstRow="0" w:lastRow="0" w:firstColumn="0" w:lastColumn="0" w:oddVBand="0" w:evenVBand="0" w:oddHBand="1" w:evenHBand="0" w:firstRowFirstColumn="0" w:firstRowLastColumn="0" w:lastRowFirstColumn="0" w:lastRowLastColumn="0"/>
-        </w:trPr>
-        <w:tc>
-          <w:tcPr>
-            <w:cnfStyle w:val="001000000000" w:firstRow="0" w:lastRow="0" w:firstColumn="1" w:lastColumn="0" w:oddVBand="0" w:evenVBand="0" w:oddHBand="0" w:evenHBand="0" w:firstRowFirstColumn="0" w:firstRowLastColumn="0" w:lastRowFirstColumn="0" w:lastRowLastColumn="0"/>
-            <w:tcW w:w="0" w:type="auto"/>
-            <w:hideMark/>
-          </w:tcPr>
-          <w:p>
-            <w:pPr>
-              <w:spacing w:after="160" w:line="259" w:lineRule="auto"/>
-              <w:rPr>
-                <w:highlight w:val="darkGray"/>
-                <w:lang w:val="en-CH"/>
-              </w:rPr>
-            </w:pPr>
-            <w:r>
-              <w:rPr>
-                <w:highlight w:val="darkGray"/>
-                <w:lang w:val="en-CH"/>
-              </w:rPr>
-              <w:t>23. Configure BitLocker</w:t>
-            </w:r>
-          </w:p>
-        </w:tc>
-        <w:tc>
-          <w:tcPr>
-            <w:tcW w:w="0" w:type="auto"/>
-            <w:hideMark/>
-          </w:tcPr>
-          <w:p>
-            <w:pPr>
-              <w:spacing w:after="160" w:line="259" w:lineRule="auto"/>
-              <w:cnfStyle w:val="000000100000" w:firstRow="0" w:lastRow="0" w:firstColumn="0" w:lastColumn="0" w:oddVBand="0" w:evenVBand="0" w:oddHBand="1" w:evenHBand="0" w:firstRowFirstColumn="0" w:firstRowLastColumn="0" w:lastRowFirstColumn="0" w:lastRowLastColumn="0"/>
-              <w:rPr>
-                <w:highlight w:val="darkGray"/>
-                <w:lang w:val="en-CH"/>
-              </w:rPr>
-            </w:pPr>
-            <w:r>
-              <w:rPr>
-                <w:highlight w:val="darkGray"/>
-                <w:lang w:val="en-CH"/>
-              </w:rPr>
-              <w:t>Implement BitLocker disk encryption for data security.</w:t>
-            </w:r>
-          </w:p>
+          <w:p/>
         </w:tc>
       </w:tr>
     </w:tbl>
-    <w:p>
-      <w:pPr>
-        <w:rPr>
-          <w:i/>
-          <w:iCs/>
-          <w:sz w:val="16"/>
-          <w:szCs w:val="16"/>
-          <w:lang w:val="en-CH"/>
-        </w:rPr>
-      </w:pPr>
-      <w:r>
-        <w:rPr>
-          <w:i/>
-          <w:iCs/>
-          <w:sz w:val="16"/>
-          <w:szCs w:val="16"/>
-          <w:lang w:val="en-CH"/>
-        </w:rPr>
-        <w:t>Highlighted Goals and Objectives are additional and may only be considered given enough time and motivation</w:t>
-      </w:r>
-    </w:p>
-    <w:p>
-      <w:pPr>
-        <w:rPr>
-          <w:lang w:val="en-CH"/>
-        </w:rPr>
-      </w:pPr>
-    </w:p>
+    <w:p/>
+    <w:p/>
     <w:sectPr>
-      <w:headerReference w:type="default" r:id="rId8"/>
-      <w:footerReference w:type="default" r:id="rId9"/>
+      <w:headerReference w:type="default" r:id="rId11"/>
+      <w:footerReference w:type="default" r:id="rId12"/>
       <w:pgSz w:w="11906" w:h="16838"/>
       <w:pgMar w:top="1440" w:right="1440" w:bottom="1440" w:left="1440" w:header="708" w:footer="708" w:gutter="0"/>
       <w:pgNumType w:start="0"/>
@@ -2551,6 +1431,515 @@
     </w:r>
   </w:p>
 </w:hdr>
+</file>
+
+<file path=word/numbering.xml><?xml version="1.0" encoding="utf-8"?>
+<w:numbering xmlns:wpc="http://schemas.microsoft.com/office/word/2010/wordprocessingCanvas" xmlns:cx="http://schemas.microsoft.com/office/drawing/2014/chartex" xmlns:cx1="http://schemas.microsoft.com/office/drawing/2015/9/8/chartex" xmlns:cx2="http://schemas.microsoft.com/office/drawing/2015/10/21/chartex" xmlns:cx3="http://schemas.microsoft.com/office/drawing/2016/5/9/chartex" xmlns:cx4="http://schemas.microsoft.com/office/drawing/2016/5/10/chartex" xmlns:cx5="http://schemas.microsoft.com/office/drawing/2016/5/11/chartex" xmlns:cx6="http://schemas.microsoft.com/office/drawing/2016/5/12/chartex" xmlns:cx7="http://schemas.microsoft.com/office/drawing/2016/5/13/chartex" xmlns:cx8="http://schemas.microsoft.com/office/drawing/2016/5/14/chartex" xmlns:mc="http://schemas.openxmlformats.org/markup-compatibility/2006" xmlns:aink="http://schemas.microsoft.com/office/drawing/2016/ink" xmlns:am3d="http://schemas.microsoft.com/office/drawing/2017/model3d" xmlns:o="urn:schemas-microsoft-com:office:office" xmlns:oel="http://schemas.microsoft.com/office/2019/extlst" xmlns:r="http://schemas.openxmlformats.org/officeDocument/2006/relationships" xmlns:m="http://schemas.openxmlformats.org/officeDocument/2006/math" xmlns:v="urn:schemas-microsoft-com:vml" xmlns:wp14="http://schemas.microsoft.com/office/word/2010/wordprocessingDrawing" xmlns:wp="http://schemas.openxmlformats.org/drawingml/2006/wordprocessingDrawing" xmlns:w10="urn:schemas-microsoft-com:office:word" xmlns:w="http://schemas.openxmlformats.org/wordprocessingml/2006/main" xmlns:w14="http://schemas.microsoft.com/office/word/2010/wordml" xmlns:w15="http://schemas.microsoft.com/office/word/2012/wordml" xmlns:w16cex="http://schemas.microsoft.com/office/word/2018/wordml/cex" xmlns:w16cid="http://schemas.microsoft.com/office/word/2016/wordml/cid" xmlns:w16="http://schemas.microsoft.com/office/word/2018/wordml" xmlns:w16du="http://schemas.microsoft.com/office/word/2023/wordml/word16du" xmlns:w16sdtdh="http://schemas.microsoft.com/office/word/2020/wordml/sdtdatahash" xmlns:w16se="http://schemas.microsoft.com/office/word/2015/wordml/symex" xmlns:wpg="http://schemas.microsoft.com/office/word/2010/wordprocessingGroup" xmlns:wpi="http://schemas.microsoft.com/office/word/2010/wordprocessingInk" xmlns:wne="http://schemas.microsoft.com/office/word/2006/wordml" xmlns:wps="http://schemas.microsoft.com/office/word/2010/wordprocessingShape" mc:Ignorable="w14 w15 w16se w16cid w16 w16cex w16sdtdh w16du wp14">
+  <w:abstractNum w:abstractNumId="0" w15:restartNumberingAfterBreak="0">
+    <w:nsid w:val="34456D91"/>
+    <w:multiLevelType w:val="multilevel"/>
+    <w:tmpl w:val="3488ABC4"/>
+    <w:lvl w:ilvl="0">
+      <w:start w:val="1"/>
+      <w:numFmt w:val="bullet"/>
+      <w:lvlText w:val=""/>
+      <w:lvlJc w:val="left"/>
+      <w:pPr>
+        <w:tabs>
+          <w:tab w:val="num" w:pos="720"/>
+        </w:tabs>
+        <w:ind w:left="720" w:hanging="360"/>
+      </w:pPr>
+      <w:rPr>
+        <w:rFonts w:ascii="Symbol" w:hAnsi="Symbol" w:hint="default"/>
+        <w:sz w:val="20"/>
+      </w:rPr>
+    </w:lvl>
+    <w:lvl w:ilvl="1">
+      <w:start w:val="1"/>
+      <w:numFmt w:val="bullet"/>
+      <w:lvlText w:val="o"/>
+      <w:lvlJc w:val="left"/>
+      <w:pPr>
+        <w:tabs>
+          <w:tab w:val="num" w:pos="1440"/>
+        </w:tabs>
+        <w:ind w:left="1440" w:hanging="360"/>
+      </w:pPr>
+      <w:rPr>
+        <w:rFonts w:ascii="Courier New" w:hAnsi="Courier New" w:hint="default"/>
+        <w:sz w:val="20"/>
+      </w:rPr>
+    </w:lvl>
+    <w:lvl w:ilvl="2" w:tentative="1">
+      <w:start w:val="1"/>
+      <w:numFmt w:val="bullet"/>
+      <w:lvlText w:val=""/>
+      <w:lvlJc w:val="left"/>
+      <w:pPr>
+        <w:tabs>
+          <w:tab w:val="num" w:pos="2160"/>
+        </w:tabs>
+        <w:ind w:left="2160" w:hanging="360"/>
+      </w:pPr>
+      <w:rPr>
+        <w:rFonts w:ascii="Wingdings" w:hAnsi="Wingdings" w:hint="default"/>
+        <w:sz w:val="20"/>
+      </w:rPr>
+    </w:lvl>
+    <w:lvl w:ilvl="3" w:tentative="1">
+      <w:start w:val="1"/>
+      <w:numFmt w:val="bullet"/>
+      <w:lvlText w:val=""/>
+      <w:lvlJc w:val="left"/>
+      <w:pPr>
+        <w:tabs>
+          <w:tab w:val="num" w:pos="2880"/>
+        </w:tabs>
+        <w:ind w:left="2880" w:hanging="360"/>
+      </w:pPr>
+      <w:rPr>
+        <w:rFonts w:ascii="Wingdings" w:hAnsi="Wingdings" w:hint="default"/>
+        <w:sz w:val="20"/>
+      </w:rPr>
+    </w:lvl>
+    <w:lvl w:ilvl="4" w:tentative="1">
+      <w:start w:val="1"/>
+      <w:numFmt w:val="bullet"/>
+      <w:lvlText w:val=""/>
+      <w:lvlJc w:val="left"/>
+      <w:pPr>
+        <w:tabs>
+          <w:tab w:val="num" w:pos="3600"/>
+        </w:tabs>
+        <w:ind w:left="3600" w:hanging="360"/>
+      </w:pPr>
+      <w:rPr>
+        <w:rFonts w:ascii="Wingdings" w:hAnsi="Wingdings" w:hint="default"/>
+        <w:sz w:val="20"/>
+      </w:rPr>
+    </w:lvl>
+    <w:lvl w:ilvl="5" w:tentative="1">
+      <w:start w:val="1"/>
+      <w:numFmt w:val="bullet"/>
+      <w:lvlText w:val=""/>
+      <w:lvlJc w:val="left"/>
+      <w:pPr>
+        <w:tabs>
+          <w:tab w:val="num" w:pos="4320"/>
+        </w:tabs>
+        <w:ind w:left="4320" w:hanging="360"/>
+      </w:pPr>
+      <w:rPr>
+        <w:rFonts w:ascii="Wingdings" w:hAnsi="Wingdings" w:hint="default"/>
+        <w:sz w:val="20"/>
+      </w:rPr>
+    </w:lvl>
+    <w:lvl w:ilvl="6" w:tentative="1">
+      <w:start w:val="1"/>
+      <w:numFmt w:val="bullet"/>
+      <w:lvlText w:val=""/>
+      <w:lvlJc w:val="left"/>
+      <w:pPr>
+        <w:tabs>
+          <w:tab w:val="num" w:pos="5040"/>
+        </w:tabs>
+        <w:ind w:left="5040" w:hanging="360"/>
+      </w:pPr>
+      <w:rPr>
+        <w:rFonts w:ascii="Wingdings" w:hAnsi="Wingdings" w:hint="default"/>
+        <w:sz w:val="20"/>
+      </w:rPr>
+    </w:lvl>
+    <w:lvl w:ilvl="7" w:tentative="1">
+      <w:start w:val="1"/>
+      <w:numFmt w:val="bullet"/>
+      <w:lvlText w:val=""/>
+      <w:lvlJc w:val="left"/>
+      <w:pPr>
+        <w:tabs>
+          <w:tab w:val="num" w:pos="5760"/>
+        </w:tabs>
+        <w:ind w:left="5760" w:hanging="360"/>
+      </w:pPr>
+      <w:rPr>
+        <w:rFonts w:ascii="Wingdings" w:hAnsi="Wingdings" w:hint="default"/>
+        <w:sz w:val="20"/>
+      </w:rPr>
+    </w:lvl>
+    <w:lvl w:ilvl="8" w:tentative="1">
+      <w:start w:val="1"/>
+      <w:numFmt w:val="bullet"/>
+      <w:lvlText w:val=""/>
+      <w:lvlJc w:val="left"/>
+      <w:pPr>
+        <w:tabs>
+          <w:tab w:val="num" w:pos="6480"/>
+        </w:tabs>
+        <w:ind w:left="6480" w:hanging="360"/>
+      </w:pPr>
+      <w:rPr>
+        <w:rFonts w:ascii="Wingdings" w:hAnsi="Wingdings" w:hint="default"/>
+        <w:sz w:val="20"/>
+      </w:rPr>
+    </w:lvl>
+  </w:abstractNum>
+  <w:abstractNum w:abstractNumId="1" w15:restartNumberingAfterBreak="0">
+    <w:nsid w:val="69827968"/>
+    <w:multiLevelType w:val="multilevel"/>
+    <w:tmpl w:val="B28E8EB2"/>
+    <w:lvl w:ilvl="0">
+      <w:start w:val="1"/>
+      <w:numFmt w:val="decimal"/>
+      <w:lvlText w:val="%1."/>
+      <w:lvlJc w:val="left"/>
+      <w:pPr>
+        <w:tabs>
+          <w:tab w:val="num" w:pos="720"/>
+        </w:tabs>
+        <w:ind w:left="720" w:hanging="360"/>
+      </w:pPr>
+    </w:lvl>
+    <w:lvl w:ilvl="1" w:tentative="1">
+      <w:start w:val="1"/>
+      <w:numFmt w:val="decimal"/>
+      <w:lvlText w:val="%2."/>
+      <w:lvlJc w:val="left"/>
+      <w:pPr>
+        <w:tabs>
+          <w:tab w:val="num" w:pos="1440"/>
+        </w:tabs>
+        <w:ind w:left="1440" w:hanging="360"/>
+      </w:pPr>
+    </w:lvl>
+    <w:lvl w:ilvl="2" w:tentative="1">
+      <w:start w:val="1"/>
+      <w:numFmt w:val="decimal"/>
+      <w:lvlText w:val="%3."/>
+      <w:lvlJc w:val="left"/>
+      <w:pPr>
+        <w:tabs>
+          <w:tab w:val="num" w:pos="2160"/>
+        </w:tabs>
+        <w:ind w:left="2160" w:hanging="360"/>
+      </w:pPr>
+    </w:lvl>
+    <w:lvl w:ilvl="3" w:tentative="1">
+      <w:start w:val="1"/>
+      <w:numFmt w:val="decimal"/>
+      <w:lvlText w:val="%4."/>
+      <w:lvlJc w:val="left"/>
+      <w:pPr>
+        <w:tabs>
+          <w:tab w:val="num" w:pos="2880"/>
+        </w:tabs>
+        <w:ind w:left="2880" w:hanging="360"/>
+      </w:pPr>
+    </w:lvl>
+    <w:lvl w:ilvl="4" w:tentative="1">
+      <w:start w:val="1"/>
+      <w:numFmt w:val="decimal"/>
+      <w:lvlText w:val="%5."/>
+      <w:lvlJc w:val="left"/>
+      <w:pPr>
+        <w:tabs>
+          <w:tab w:val="num" w:pos="3600"/>
+        </w:tabs>
+        <w:ind w:left="3600" w:hanging="360"/>
+      </w:pPr>
+    </w:lvl>
+    <w:lvl w:ilvl="5" w:tentative="1">
+      <w:start w:val="1"/>
+      <w:numFmt w:val="decimal"/>
+      <w:lvlText w:val="%6."/>
+      <w:lvlJc w:val="left"/>
+      <w:pPr>
+        <w:tabs>
+          <w:tab w:val="num" w:pos="4320"/>
+        </w:tabs>
+        <w:ind w:left="4320" w:hanging="360"/>
+      </w:pPr>
+    </w:lvl>
+    <w:lvl w:ilvl="6" w:tentative="1">
+      <w:start w:val="1"/>
+      <w:numFmt w:val="decimal"/>
+      <w:lvlText w:val="%7."/>
+      <w:lvlJc w:val="left"/>
+      <w:pPr>
+        <w:tabs>
+          <w:tab w:val="num" w:pos="5040"/>
+        </w:tabs>
+        <w:ind w:left="5040" w:hanging="360"/>
+      </w:pPr>
+    </w:lvl>
+    <w:lvl w:ilvl="7" w:tentative="1">
+      <w:start w:val="1"/>
+      <w:numFmt w:val="decimal"/>
+      <w:lvlText w:val="%8."/>
+      <w:lvlJc w:val="left"/>
+      <w:pPr>
+        <w:tabs>
+          <w:tab w:val="num" w:pos="5760"/>
+        </w:tabs>
+        <w:ind w:left="5760" w:hanging="360"/>
+      </w:pPr>
+    </w:lvl>
+    <w:lvl w:ilvl="8" w:tentative="1">
+      <w:start w:val="1"/>
+      <w:numFmt w:val="decimal"/>
+      <w:lvlText w:val="%9."/>
+      <w:lvlJc w:val="left"/>
+      <w:pPr>
+        <w:tabs>
+          <w:tab w:val="num" w:pos="6480"/>
+        </w:tabs>
+        <w:ind w:left="6480" w:hanging="360"/>
+      </w:pPr>
+    </w:lvl>
+  </w:abstractNum>
+  <w:abstractNum w:abstractNumId="2" w15:restartNumberingAfterBreak="0">
+    <w:nsid w:val="70426F8E"/>
+    <w:multiLevelType w:val="multilevel"/>
+    <w:tmpl w:val="DD28D0D6"/>
+    <w:lvl w:ilvl="0">
+      <w:start w:val="1"/>
+      <w:numFmt w:val="decimal"/>
+      <w:lvlText w:val="%1."/>
+      <w:lvlJc w:val="left"/>
+      <w:pPr>
+        <w:tabs>
+          <w:tab w:val="num" w:pos="720"/>
+        </w:tabs>
+        <w:ind w:left="720" w:hanging="360"/>
+      </w:pPr>
+    </w:lvl>
+    <w:lvl w:ilvl="1">
+      <w:start w:val="1"/>
+      <w:numFmt w:val="bullet"/>
+      <w:lvlText w:val="o"/>
+      <w:lvlJc w:val="left"/>
+      <w:pPr>
+        <w:tabs>
+          <w:tab w:val="num" w:pos="1440"/>
+        </w:tabs>
+        <w:ind w:left="1440" w:hanging="360"/>
+      </w:pPr>
+      <w:rPr>
+        <w:rFonts w:ascii="Courier New" w:hAnsi="Courier New" w:hint="default"/>
+        <w:sz w:val="20"/>
+      </w:rPr>
+    </w:lvl>
+    <w:lvl w:ilvl="2" w:tentative="1">
+      <w:start w:val="1"/>
+      <w:numFmt w:val="decimal"/>
+      <w:lvlText w:val="%3."/>
+      <w:lvlJc w:val="left"/>
+      <w:pPr>
+        <w:tabs>
+          <w:tab w:val="num" w:pos="2160"/>
+        </w:tabs>
+        <w:ind w:left="2160" w:hanging="360"/>
+      </w:pPr>
+    </w:lvl>
+    <w:lvl w:ilvl="3" w:tentative="1">
+      <w:start w:val="1"/>
+      <w:numFmt w:val="decimal"/>
+      <w:lvlText w:val="%4."/>
+      <w:lvlJc w:val="left"/>
+      <w:pPr>
+        <w:tabs>
+          <w:tab w:val="num" w:pos="2880"/>
+        </w:tabs>
+        <w:ind w:left="2880" w:hanging="360"/>
+      </w:pPr>
+    </w:lvl>
+    <w:lvl w:ilvl="4" w:tentative="1">
+      <w:start w:val="1"/>
+      <w:numFmt w:val="decimal"/>
+      <w:lvlText w:val="%5."/>
+      <w:lvlJc w:val="left"/>
+      <w:pPr>
+        <w:tabs>
+          <w:tab w:val="num" w:pos="3600"/>
+        </w:tabs>
+        <w:ind w:left="3600" w:hanging="360"/>
+      </w:pPr>
+    </w:lvl>
+    <w:lvl w:ilvl="5" w:tentative="1">
+      <w:start w:val="1"/>
+      <w:numFmt w:val="decimal"/>
+      <w:lvlText w:val="%6."/>
+      <w:lvlJc w:val="left"/>
+      <w:pPr>
+        <w:tabs>
+          <w:tab w:val="num" w:pos="4320"/>
+        </w:tabs>
+        <w:ind w:left="4320" w:hanging="360"/>
+      </w:pPr>
+    </w:lvl>
+    <w:lvl w:ilvl="6" w:tentative="1">
+      <w:start w:val="1"/>
+      <w:numFmt w:val="decimal"/>
+      <w:lvlText w:val="%7."/>
+      <w:lvlJc w:val="left"/>
+      <w:pPr>
+        <w:tabs>
+          <w:tab w:val="num" w:pos="5040"/>
+        </w:tabs>
+        <w:ind w:left="5040" w:hanging="360"/>
+      </w:pPr>
+    </w:lvl>
+    <w:lvl w:ilvl="7" w:tentative="1">
+      <w:start w:val="1"/>
+      <w:numFmt w:val="decimal"/>
+      <w:lvlText w:val="%8."/>
+      <w:lvlJc w:val="left"/>
+      <w:pPr>
+        <w:tabs>
+          <w:tab w:val="num" w:pos="5760"/>
+        </w:tabs>
+        <w:ind w:left="5760" w:hanging="360"/>
+      </w:pPr>
+    </w:lvl>
+    <w:lvl w:ilvl="8" w:tentative="1">
+      <w:start w:val="1"/>
+      <w:numFmt w:val="decimal"/>
+      <w:lvlText w:val="%9."/>
+      <w:lvlJc w:val="left"/>
+      <w:pPr>
+        <w:tabs>
+          <w:tab w:val="num" w:pos="6480"/>
+        </w:tabs>
+        <w:ind w:left="6480" w:hanging="360"/>
+      </w:pPr>
+    </w:lvl>
+  </w:abstractNum>
+  <w:abstractNum w:abstractNumId="3" w15:restartNumberingAfterBreak="0">
+    <w:nsid w:val="7EB709A7"/>
+    <w:multiLevelType w:val="multilevel"/>
+    <w:tmpl w:val="DB92FC8E"/>
+    <w:lvl w:ilvl="0">
+      <w:start w:val="1"/>
+      <w:numFmt w:val="decimal"/>
+      <w:lvlText w:val="%1."/>
+      <w:lvlJc w:val="left"/>
+      <w:pPr>
+        <w:tabs>
+          <w:tab w:val="num" w:pos="720"/>
+        </w:tabs>
+        <w:ind w:left="720" w:hanging="360"/>
+      </w:pPr>
+    </w:lvl>
+    <w:lvl w:ilvl="1" w:tentative="1">
+      <w:start w:val="1"/>
+      <w:numFmt w:val="decimal"/>
+      <w:lvlText w:val="%2."/>
+      <w:lvlJc w:val="left"/>
+      <w:pPr>
+        <w:tabs>
+          <w:tab w:val="num" w:pos="1440"/>
+        </w:tabs>
+        <w:ind w:left="1440" w:hanging="360"/>
+      </w:pPr>
+    </w:lvl>
+    <w:lvl w:ilvl="2" w:tentative="1">
+      <w:start w:val="1"/>
+      <w:numFmt w:val="decimal"/>
+      <w:lvlText w:val="%3."/>
+      <w:lvlJc w:val="left"/>
+      <w:pPr>
+        <w:tabs>
+          <w:tab w:val="num" w:pos="2160"/>
+        </w:tabs>
+        <w:ind w:left="2160" w:hanging="360"/>
+      </w:pPr>
+    </w:lvl>
+    <w:lvl w:ilvl="3" w:tentative="1">
+      <w:start w:val="1"/>
+      <w:numFmt w:val="decimal"/>
+      <w:lvlText w:val="%4."/>
+      <w:lvlJc w:val="left"/>
+      <w:pPr>
+        <w:tabs>
+          <w:tab w:val="num" w:pos="2880"/>
+        </w:tabs>
+        <w:ind w:left="2880" w:hanging="360"/>
+      </w:pPr>
+    </w:lvl>
+    <w:lvl w:ilvl="4" w:tentative="1">
+      <w:start w:val="1"/>
+      <w:numFmt w:val="decimal"/>
+      <w:lvlText w:val="%5."/>
+      <w:lvlJc w:val="left"/>
+      <w:pPr>
+        <w:tabs>
+          <w:tab w:val="num" w:pos="3600"/>
+        </w:tabs>
+        <w:ind w:left="3600" w:hanging="360"/>
+      </w:pPr>
+    </w:lvl>
+    <w:lvl w:ilvl="5" w:tentative="1">
+      <w:start w:val="1"/>
+      <w:numFmt w:val="decimal"/>
+      <w:lvlText w:val="%6."/>
+      <w:lvlJc w:val="left"/>
+      <w:pPr>
+        <w:tabs>
+          <w:tab w:val="num" w:pos="4320"/>
+        </w:tabs>
+        <w:ind w:left="4320" w:hanging="360"/>
+      </w:pPr>
+    </w:lvl>
+    <w:lvl w:ilvl="6" w:tentative="1">
+      <w:start w:val="1"/>
+      <w:numFmt w:val="decimal"/>
+      <w:lvlText w:val="%7."/>
+      <w:lvlJc w:val="left"/>
+      <w:pPr>
+        <w:tabs>
+          <w:tab w:val="num" w:pos="5040"/>
+        </w:tabs>
+        <w:ind w:left="5040" w:hanging="360"/>
+      </w:pPr>
+    </w:lvl>
+    <w:lvl w:ilvl="7" w:tentative="1">
+      <w:start w:val="1"/>
+      <w:numFmt w:val="decimal"/>
+      <w:lvlText w:val="%8."/>
+      <w:lvlJc w:val="left"/>
+      <w:pPr>
+        <w:tabs>
+          <w:tab w:val="num" w:pos="5760"/>
+        </w:tabs>
+        <w:ind w:left="5760" w:hanging="360"/>
+      </w:pPr>
+    </w:lvl>
+    <w:lvl w:ilvl="8" w:tentative="1">
+      <w:start w:val="1"/>
+      <w:numFmt w:val="decimal"/>
+      <w:lvlText w:val="%9."/>
+      <w:lvlJc w:val="left"/>
+      <w:pPr>
+        <w:tabs>
+          <w:tab w:val="num" w:pos="6480"/>
+        </w:tabs>
+        <w:ind w:left="6480" w:hanging="360"/>
+      </w:pPr>
+    </w:lvl>
+  </w:abstractNum>
+  <w:num w:numId="1" w16cid:durableId="2048988851">
+    <w:abstractNumId w:val="0"/>
+  </w:num>
+  <w:num w:numId="2" w16cid:durableId="1267468202">
+    <w:abstractNumId w:val="3"/>
+  </w:num>
+  <w:num w:numId="3" w16cid:durableId="408190290">
+    <w:abstractNumId w:val="2"/>
+  </w:num>
+  <w:num w:numId="4" w16cid:durableId="1375304388">
+    <w:abstractNumId w:val="1"/>
+  </w:num>
+</w:numbering>
 </file>
 
 <file path=word/styles.xml><?xml version="1.0" encoding="utf-8"?>
@@ -3679,6 +3068,18 @@
       </w:tcPr>
     </w:tblStylePr>
   </w:style>
+  <w:style w:type="character" w:styleId="UnresolvedMention">
+    <w:name w:val="Unresolved Mention"/>
+    <w:basedOn w:val="DefaultParagraphFont"/>
+    <w:uiPriority w:val="99"/>
+    <w:semiHidden/>
+    <w:unhideWhenUsed/>
+    <w:rsid w:val="00D11733"/>
+    <w:rPr>
+      <w:color w:val="605E5C"/>
+      <w:shd w:val="clear" w:color="auto" w:fill="E1DFDD"/>
+    </w:rPr>
+  </w:style>
 </w:styles>
 </file>
 
@@ -3720,11 +3121,12 @@
 
 <file path=word/glossary/fontTable.xml><?xml version="1.0" encoding="utf-8"?>
 <w:fonts xmlns:mc="http://schemas.openxmlformats.org/markup-compatibility/2006" xmlns:r="http://schemas.openxmlformats.org/officeDocument/2006/relationships" xmlns:w="http://schemas.openxmlformats.org/wordprocessingml/2006/main" xmlns:w14="http://schemas.microsoft.com/office/word/2010/wordml" xmlns:w15="http://schemas.microsoft.com/office/word/2012/wordml" xmlns:w16cex="http://schemas.microsoft.com/office/word/2018/wordml/cex" xmlns:w16cid="http://schemas.microsoft.com/office/word/2016/wordml/cid" xmlns:w16="http://schemas.microsoft.com/office/word/2018/wordml" xmlns:w16du="http://schemas.microsoft.com/office/word/2023/wordml/word16du" xmlns:w16sdtdh="http://schemas.microsoft.com/office/word/2020/wordml/sdtdatahash" xmlns:w16se="http://schemas.microsoft.com/office/word/2015/wordml/symex" mc:Ignorable="w14 w15 w16se w16cid w16 w16cex w16sdtdh w16du">
-  <w:font w:name="Aptos">
-    <w:charset w:val="00"/>
-    <w:family w:val="swiss"/>
+  <w:font w:name="Symbol">
+    <w:panose1 w:val="05050102010706020507"/>
+    <w:charset w:val="02"/>
+    <w:family w:val="roman"/>
     <w:pitch w:val="variable"/>
-    <w:sig w:usb0="20000287" w:usb1="00000003" w:usb2="00000000" w:usb3="00000000" w:csb0="0000019F" w:csb1="00000000"/>
+    <w:sig w:usb0="00000000" w:usb1="10000000" w:usb2="00000000" w:usb3="00000000" w:csb0="80000000" w:csb1="00000000"/>
   </w:font>
   <w:font w:name="Times New Roman">
     <w:panose1 w:val="02020603050405020304"/>
@@ -3732,6 +3134,26 @@
     <w:family w:val="roman"/>
     <w:pitch w:val="variable"/>
     <w:sig w:usb0="E0002EFF" w:usb1="C000785B" w:usb2="00000009" w:usb3="00000000" w:csb0="000001FF" w:csb1="00000000"/>
+  </w:font>
+  <w:font w:name="Courier New">
+    <w:panose1 w:val="02070309020205020404"/>
+    <w:charset w:val="00"/>
+    <w:family w:val="modern"/>
+    <w:pitch w:val="fixed"/>
+    <w:sig w:usb0="E0002EFF" w:usb1="C0007843" w:usb2="00000009" w:usb3="00000000" w:csb0="000001FF" w:csb1="00000000"/>
+  </w:font>
+  <w:font w:name="Wingdings">
+    <w:panose1 w:val="05000000000000000000"/>
+    <w:charset w:val="02"/>
+    <w:family w:val="auto"/>
+    <w:pitch w:val="variable"/>
+    <w:sig w:usb0="00000000" w:usb1="10000000" w:usb2="00000000" w:usb3="00000000" w:csb0="80000000" w:csb1="00000000"/>
+  </w:font>
+  <w:font w:name="Aptos">
+    <w:charset w:val="00"/>
+    <w:family w:val="swiss"/>
+    <w:pitch w:val="variable"/>
+    <w:sig w:usb0="20000287" w:usb1="00000003" w:usb2="00000000" w:usb3="00000000" w:csb0="0000019F" w:csb1="00000000"/>
   </w:font>
   <w:font w:name="Aptos Display">
     <w:charset w:val="00"/>
@@ -3758,9 +3180,12 @@
   </w:compat>
   <w:rsids>
     <w:rsidRoot w:val="00612F85"/>
+    <w:rsid w:val="00005A32"/>
+    <w:rsid w:val="00096198"/>
     <w:rsid w:val="0027368C"/>
+    <w:rsid w:val="00302839"/>
     <w:rsid w:val="00612F85"/>
-    <w:rsid w:val="00A83D6C"/>
+    <w:rsid w:val="007673C5"/>
   </w:rsids>
   <m:mathPr>
     <m:mathFont m:val="Cambria Math"/>
@@ -4225,14 +3650,6 @@
     <w:name w:val="101816761C8641BA9DA201F3B1395ECB"/>
     <w:rsid w:val="00612F85"/>
   </w:style>
-  <w:style w:type="paragraph" w:customStyle="1" w:styleId="35F4C46691954852B81CE2C5AE65E9A5">
-    <w:name w:val="35F4C46691954852B81CE2C5AE65E9A5"/>
-    <w:rsid w:val="00612F85"/>
-  </w:style>
-  <w:style w:type="paragraph" w:customStyle="1" w:styleId="8FA2EF764E474AFC81EFA01488E426DE">
-    <w:name w:val="8FA2EF764E474AFC81EFA01488E426DE"/>
-    <w:rsid w:val="00612F85"/>
-  </w:style>
 </w:styles>
 </file>
 
